--- a/docs/papers/jrfm/portal_upload/response_R3_MDPI_template.docx
+++ b/docs/papers/jrfm/portal_upload/response_R3_MDPI_template.docx
@@ -635,7 +635,7 @@
           <w:b w:val="0"/>
           <w:color w:val="C00000"/>
         </w:rPr>
-        <w:t>The complete regime-detection prompt is now reproduced verbatim in a new Appendix A, together with the OpenAI Batch API configuration (o4-mini, temperature = 1.0, max completion tokens = 16,384, JSON-object response format) and the output JSON schema used for parsing. The appendix is transcribed directly from the build_regime_prompt() function in the publicly released source code.</w:t>
+        <w:t>The complete regime-detection prompt is now reproduced verbatim in a new Appendix A, together with the actual OpenAI Batch API configuration we used (model o4-mini; temperature defaults to 1 because reasoning models reject user-supplied temperature overrides; max_completion_tokens not explicitly set, so the OpenAI API default applies; JSON structure requested in the prompt rather than enforced via the response_format field) and the output JSON schema used for parsing. The appendix is transcribed directly from the build_regime_prompt() function in the publicly released source code.</w:t>
       </w:r>
     </w:p>
     <w:p>
@@ -667,7 +667,7 @@
           <w:b w:val="0"/>
           <w:color w:val="C00000"/>
         </w:rPr>
-        <w:t>Appendix A includes a Reproducibility note explaining that OpenAI reasoning models (o1, o3, o4-mini) run at a fixed temperature of 1 and do not accept a user-supplied seed parameter. Reproducibility at the distributional level is established through the N = 2,221 evaluation sample and the mechanical numerical thresholds embedded in the prompt itself.</w:t>
+        <w:t>Appendix A contains a Reproducibility note explaining that OpenAI reasoning models (o1, o3, o4-mini, and GPT-5 reasoning variants) reject user-supplied temperature / top_p values and run at the default temperature of 1. The seed parameter is supported by o4-mini (OpenAI documents it as best-effort determinism that can shift when the server system_fingerprint changes), but we did not set a seed in this study. Bit-identical reproduction of any single response is therefore not guaranteed. Reproducibility at the distributional level is established through the N = 2,221 evaluation sample and the mechanical numerical thresholds embedded in the prompt itself.</w:t>
       </w:r>
     </w:p>
     <w:p>

--- a/docs/papers/jrfm/portal_upload/response_R3_MDPI_template.docx
+++ b/docs/papers/jrfm/portal_upload/response_R3_MDPI_template.docx
@@ -181,7 +181,7 @@
           </w:tcPr>
           <w:p>
             <w:r>
-              <w:t>Addressed in Comment 3: new Markov-switching benchmark (Section 3.9 + Section 4.7) demonstrates the framework is not reducible to a volatility-regime classifier.</w:t>
+              <w:t>Addressed in Comment 3: new Markov-switching benchmark (Section 3.8 + Section 5.6) demonstrates the framework is not reducible to a volatility-regime classifier.</w:t>
             </w:r>
           </w:p>
         </w:tc>
@@ -216,7 +216,7 @@
           </w:tcPr>
           <w:p>
             <w:r>
-              <w:t>Addressed in Comment 4: new Appendix A reproduces the full LLM prompt verbatim; new Section 4.6 reports a 45-configuration threshold-sensitivity sweep; reproducibility posture documented.</w:t>
+              <w:t>Addressed in Comment 4: new Appendix A reproduces the full LLM prompt verbatim; new Section 5.5 reports a 45-configuration threshold-sensitivity sweep; reproducibility posture documented.</w:t>
             </w:r>
           </w:p>
         </w:tc>
@@ -286,7 +286,7 @@
           </w:tcPr>
           <w:p>
             <w:r>
-              <w:t>Addressed in Comments 2 and 5(d): positioning statement added to Section 1.4 and echoed in Section 6 opening; strong-claim language moderated where CIs or sensitivity warranted.</w:t>
+              <w:t>Addressed in Comments 2 and 5(d): positioning statement added to Section 1.3 and echoed in Section 7 opening; strong-claim language moderated where CIs or sensitivity warranted.</w:t>
             </w:r>
           </w:p>
         </w:tc>
@@ -518,7 +518,7 @@
           <w:b/>
           <w:color w:val="C00000"/>
         </w:rPr>
-        <w:t>Change location: new Section 1.4 "Positioning" subsection (between Contributions and Paper Organization) and Section 6 Conclusion opening (rewritten to echo the same stance before the four numbered contributions).</w:t>
+        <w:t>Change location: new Section 1.3 "Positioning" subsection (between Contributions and Paper Organization) and Section 7 Conclusion opening (rewritten to echo the same stance before the four numbered contributions).</w:t>
       </w:r>
     </w:p>
     <w:p>
@@ -580,7 +580,7 @@
           <w:b w:val="0"/>
           <w:color w:val="C00000"/>
         </w:rPr>
-        <w:t>Section 5.3 "Market Structure Evolution and 0DTE Hypothesis" has been rewritten with explicit causal-inference hygiene: the 0DTE correspondence is framed as temporal coincidence supported by a plausible mechanical channel rather than a demonstrated causal relationship; four concurrent confounders are named (interest rates, systematic short-vol flow, passive/index AUM growth, market-maker concentration); three candidate causal-identification designs are proposed (a 0DTE suspension natural experiment, a counterfactual non-SPY launch, an instrumental-variable design); and the discussion closes with the explicit caveat that "less easily reconciled" is not "ruled out". Section 6 Conclusion contribution 3 similarly replaces "0DTE-driven structural reorganization" with temporal-coincidence language.</w:t>
+        <w:t>Section 6.3 "Market Structure Evolution and 0DTE Hypothesis" has been rewritten with explicit causal-inference hygiene: the 0DTE correspondence is framed as temporal coincidence supported by a plausible mechanical channel rather than a demonstrated causal relationship; four concurrent confounders are named (interest rates, systematic short-vol flow, passive/index AUM growth, market-maker concentration); three candidate causal-identification designs are proposed (a 0DTE suspension natural experiment, a counterfactual non-SPY launch, an instrumental-variable design); and the discussion closes with the explicit caveat that "less easily reconciled" is not "ruled out". Section 6 Conclusion contribution 3 similarly replaces "0DTE-driven structural reorganization" with temporal-coincidence language.</w:t>
       </w:r>
     </w:p>
     <w:p>
@@ -589,7 +589,7 @@
           <w:b/>
           <w:color w:val="C00000"/>
         </w:rPr>
-        <w:t>Change location: new Section 3.9 Markov-Switching Benchmark, new Section 4.7 Comparison with Markov-Switching Benchmark (Table 6 + Figure 8), Section 5.3 rewrite, Section 6 Conclusion contribution 3 rewrite.</w:t>
+        <w:t>Change location: new Section 3.8 Markov-Switching Benchmark, new Section 5.6 Comparison with Markov-Switching Benchmark (Table 6 + Figure 8), Section 6.3 rewrite, Section 7 Conclusion contribution 3 rewrite.</w:t>
       </w:r>
     </w:p>
     <w:p>
@@ -651,7 +651,7 @@
           <w:b w:val="0"/>
           <w:color w:val="C00000"/>
         </w:rPr>
-        <w:t>A 5×3×3 grid sweep (persistence in {60, 65, 70, 75, 80}%, magnitude in {$3B, $5B, $7B}, flips &lt;= {3, 5, 7}; 45 configurations) has been applied to the 223 Phase 3 (2024) and 220 Phase 4 (2020) per-window records already on disk. Results: the 2024-vs-2020 detection gap ranges [34.1, 85.2] pp across configurations (median 63.2 pp) and exceeds 50 pp in 40/45 configurations. Reported in new Section 4.6 Threshold Sensitivity with Figure 7 heatmap.</w:t>
+        <w:t>A 5×3×3 grid sweep (persistence in {60, 65, 70, 75, 80}%, magnitude in {$3B, $5B, $7B}, flips &lt;= {3, 5, 7}; 45 configurations) has been applied to the 223 Phase 3 (2024) and 220 Phase 4 (2020) per-window records already on disk. Results: the 2024-vs-2020 detection gap ranges [34.1, 85.2] pp across configurations (median 63.2 pp) and exceeds 50 pp in 40/45 configurations. Reported in new Section 5.5 Threshold Sensitivity with Figure 7 heatmap.</w:t>
       </w:r>
     </w:p>
     <w:p>
@@ -676,7 +676,7 @@
           <w:b/>
           <w:color w:val="C00000"/>
         </w:rPr>
-        <w:t>Change location: new Appendix A (pp. 20-25 in the revised PDF), new Section 4.6 Threshold Sensitivity, cross-reference added in Section 3.5 LLM Configuration pointing to Appendix A.</w:t>
+        <w:t>Change location: new Appendix A (pp. 24-29 in the revised PDF), new Section 5.5 Threshold Sensitivity, cross-reference added in Section 3.5 LLM Configuration pointing to Appendix A.</w:t>
       </w:r>
     </w:p>
     <w:p>
@@ -770,7 +770,7 @@
           <w:b w:val="0"/>
           <w:color w:val="C00000"/>
         </w:rPr>
-        <w:t>Section 6 Conclusion contribution 2 now reports the 69.1 pp separation with explicit CI brackets on each rate and Fisher's exact p, and cites the 45-configuration robustness of the 50 pp gap. Contribution 3 moderates the 0DTE-causal language (see comment 3(b) above). Section 5.3 similarly softens "tipping-point dynamic strengthens the structural interpretation" to "is consistent with, rather than proof of". Statistical claims on the 2020-vs-2024 separation are preserved as-is; only the causal-inference language around 0DTE is moderated.</w:t>
+        <w:t>Section 7 Conclusion contribution 2 now reports the 69.1 pp separation with explicit CI brackets on each rate and Fisher's exact p, and cites the 45-configuration robustness of the 50 pp gap. Contribution 3 moderates the 0DTE-causal language (see comment 3(b) above). Section 6.3 similarly softens "tipping-point dynamic strengthens the structural interpretation" to "is consistent with, rather than proof of". Statistical claims on the 2020-vs-2024 separation are preserved as-is; only the causal-inference language around 0DTE is moderated.</w:t>
       </w:r>
     </w:p>
     <w:p>
@@ -818,7 +818,7 @@
           <w:b w:val="0"/>
           <w:color w:val="C00000"/>
         </w:rPr>
-        <w:t>The previous Section 5.6 "Practitioner Implications" has been renamed "Practical Implications" and restructured into three explicit subsubsections matching the three axes the reviewer identified:</w:t>
+        <w:t>The previous Section 6.6 "Practitioner Implications" has been renamed "Practical Implications" and restructured into three explicit subsubsections matching the three axes the reviewer identified:</w:t>
       </w:r>
     </w:p>
     <w:p>
@@ -875,7 +875,7 @@
           <w:b/>
           <w:color w:val="C00000"/>
         </w:rPr>
-        <w:t>Change location: Section 5.6 "Practical Implications" (renamed from "Practitioner Implications"), three new subsubsections.</w:t>
+        <w:t>Change location: Section 6.6 "Practical Implications" (renamed from "Practitioner Implications"), three new subsubsections.</w:t>
       </w:r>
     </w:p>
     <w:p>
@@ -914,7 +914,7 @@
           <w:b w:val="0"/>
           <w:color w:val="C00000"/>
         </w:rPr>
-        <w:t>Section 5.7 has been renamed "Limitations and Future Work" and expanded from six limitations to seven. Each item is now explicitly tied to a concrete follow-up study. The three items the reviewer named are now addressed as:</w:t>
+        <w:t>Section 6.7 has been renamed "Limitations and Future Work" and expanded from six limitations to seven. Each item is now explicitly tied to a concrete follow-up study. The three items the reviewer named are now addressed as:</w:t>
       </w:r>
     </w:p>
     <w:p>
@@ -971,7 +971,7 @@
           <w:b/>
           <w:color w:val="C00000"/>
         </w:rPr>
-        <w:t>Change location: Section 5.7 Limitations and Future Work (renamed, expanded 6 -&gt; 7 items, each with explicit future-work sentence).</w:t>
+        <w:t>Change location: Section 6.7 Limitations and Future Work (renamed, expanded 6 -&gt; 7 items, each with explicit future-work sentence).</w:t>
       </w:r>
     </w:p>
     <w:p>
@@ -1124,7 +1124,7 @@
           <w:b/>
           <w:color w:val="C00000"/>
         </w:rPr>
-        <w:t>Change location: targeted tightening in Section 5.5 Dispersed Knowledge; Section 1 opener and Section 5.3 Market Structure Evolution rewrites landed in the earlier comments 1 and 3 commits; technical-term consistency verified throughout.</w:t>
+        <w:t>Change location: targeted tightening in Section 6.5 Dispersed Knowledge; Section 1 opener and Section 6.3 Market Structure Evolution rewrites landed in the earlier comments 1 and 3 commits; technical-term consistency verified throughout.</w:t>
       </w:r>
     </w:p>
     <w:p>
